--- a/docs/git workflow.docx
+++ b/docs/git workflow.docx
@@ -45,6 +45,38 @@
           <w:b/>
         </w:rPr>
         <w:t>Claude owns every git and GitHub operation in this project. The developer runs no git commands.</w:t>
+      </w:r>
+    </w:p>
+    <w:p>
+      <w:r>
+        <w:t xml:space="preserve">The split is by </w:t>
+      </w:r>
+      <w:r>
+        <w:rPr>
+          <w:i/>
+        </w:rPr>
+        <w:t>decision</w:t>
+      </w:r>
+      <w:r>
+        <w:t xml:space="preserve"> versus </w:t>
+      </w:r>
+      <w:r>
+        <w:rPr>
+          <w:i/>
+        </w:rPr>
+        <w:t>execution</w:t>
+      </w:r>
+      <w:r>
+        <w:t xml:space="preserve">: the developer decides </w:t>
+      </w:r>
+      <w:r>
+        <w:rPr>
+          <w:b/>
+        </w:rPr>
+        <w:t>when</w:t>
+      </w:r>
+      <w:r>
+        <w:t xml:space="preserve"> a branch may be merged or deleted, and Claude carries out everything else.</w:t>
       </w:r>
     </w:p>
     <w:tbl>
@@ -224,7 +256,34 @@
           <w:p>
             <w:r/>
             <w:r>
-              <w:t>Reviewing the "Files Changed" diff</w:t>
+              <w:t>Reviewing the diff before merge</w:t>
+            </w:r>
+          </w:p>
+        </w:tc>
+        <w:tc>
+          <w:tcPr>
+            <w:tcW w:type="dxa" w:w="4320"/>
+          </w:tcPr>
+          <w:p>
+            <w:r/>
+            <w:r>
+              <w:t>Claude (Stage 3 self-review)</w:t>
+            </w:r>
+          </w:p>
+        </w:tc>
+      </w:tr>
+      <w:tr>
+        <w:tc>
+          <w:tcPr>
+            <w:tcW w:type="dxa" w:w="4320"/>
+          </w:tcPr>
+          <w:p>
+            <w:r/>
+            <w:r>
+              <w:rPr>
+                <w:b/>
+              </w:rPr>
+              <w:t>Deciding when to merge or delete a branch</w:t>
             </w:r>
           </w:p>
         </w:tc>
@@ -251,7 +310,7 @@
           <w:p>
             <w:r/>
             <w:r>
-              <w:t>Clicking Merge</w:t>
+              <w:t>Performing the merge</w:t>
             </w:r>
           </w:p>
         </w:tc>
@@ -262,10 +321,7 @@
           <w:p>
             <w:r/>
             <w:r>
-              <w:rPr>
-                <w:b/>
-              </w:rPr>
-              <w:t>Developer</w:t>
+              <w:t>Claude</w:t>
             </w:r>
           </w:p>
         </w:tc>
@@ -278,7 +334,39 @@
           <w:p>
             <w:r/>
             <w:r>
-              <w:t>Deleting the merged branch</w:t>
+              <w:t>Deleting the merged branch, locally and remotely</w:t>
+            </w:r>
+          </w:p>
+        </w:tc>
+        <w:tc>
+          <w:tcPr>
+            <w:tcW w:type="dxa" w:w="4320"/>
+          </w:tcPr>
+          <w:p>
+            <w:r/>
+            <w:r>
+              <w:t>Claude</w:t>
+            </w:r>
+          </w:p>
+        </w:tc>
+      </w:tr>
+      <w:tr>
+        <w:tc>
+          <w:tcPr>
+            <w:tcW w:type="dxa" w:w="4320"/>
+          </w:tcPr>
+          <w:p>
+            <w:r/>
+            <w:r>
+              <w:t xml:space="preserve">Returning to an updated </w:t>
+            </w:r>
+            <w:r>
+              <w:rPr>
+                <w:rFonts w:ascii="Consolas" w:hAnsi="Consolas"/>
+                <w:color w:val="A03030"/>
+                <w:sz w:val="19"/>
+              </w:rPr>
+              <w:t>main</w:t>
             </w:r>
           </w:p>
         </w:tc>
@@ -298,35 +386,29 @@
     <w:p/>
     <w:p>
       <w:r>
-        <w:t>This has two consequences worth stating plainly.</w:t>
+        <w:t>Four rules follow from this.</w:t>
       </w:r>
     </w:p>
     <w:p>
       <w:r>
-        <w:t xml:space="preserve">First, </w:t>
+        <w:rPr>
+          <w:b/>
+        </w:rPr>
+        <w:t>Claude never instructs the developer to run a git command.</w:t>
       </w:r>
+      <w:r>
+        <w:t xml:space="preserve"> It runs the command itself. Work left uncommitted at the end of a step is a failure on Claude's part, not a handoff.</w:t>
+      </w:r>
+    </w:p>
+    <w:p>
       <w:r>
         <w:rPr>
           <w:b/>
         </w:rPr>
-        <w:t>Claude must never instruct the developer to run a git command</w:t>
+        <w:t>Claude never merges on its own initiative.</w:t>
       </w:r>
       <w:r>
-        <w:t xml:space="preserve"> — it must run the command itself. Work left uncommitted at the end of a step is a failure on Claude's part, not a handoff.</w:t>
-      </w:r>
-    </w:p>
-    <w:p>
-      <w:r>
-        <w:t xml:space="preserve">Second, </w:t>
-      </w:r>
-      <w:r>
-        <w:rPr>
-          <w:b/>
-        </w:rPr>
-        <w:t>Claude must never merge.</w:t>
-      </w:r>
-      <w:r>
-        <w:t xml:space="preserve"> The developer's review of the aggregate diff is the single human gate in this process, and it is the one thing that catches what automated checks cannot: a design that is technically correct but wrong for the product. Claude does not merge, does not enable auto-merge, and never pushes directly to </w:t>
+        <w:t xml:space="preserve"> An open Pull Request waits until the developer says to merge it. Auto-merge is never enabled, and nothing is ever pushed directly to </w:t>
       </w:r>
       <w:r>
         <w:rPr>
@@ -338,6 +420,91 @@
       </w:r>
       <w:r>
         <w:t>.</w:t>
+      </w:r>
+    </w:p>
+    <w:p>
+      <w:r>
+        <w:rPr>
+          <w:b/>
+        </w:rPr>
+        <w:t>A red or pending CI check blocks the merge even when the developer has said to merge.</w:t>
+      </w:r>
+      <w:r>
+        <w:t xml:space="preserve"> Once </w:t>
+      </w:r>
+      <w:r>
+        <w:rPr>
+          <w:rFonts w:ascii="Consolas" w:hAnsi="Consolas"/>
+          <w:color w:val="A03030"/>
+          <w:sz w:val="19"/>
+        </w:rPr>
+        <w:t>pr.yml</w:t>
+      </w:r>
+      <w:r>
+        <w:t xml:space="preserve"> exists, Claude reports the failure and fixes it rather than merging through it. This is the last automated gate in the process and it is not negotiable.</w:t>
+      </w:r>
+    </w:p>
+    <w:p>
+      <w:r>
+        <w:rPr>
+          <w:b/>
+        </w:rPr>
+        <w:t>An unmerged branch is never deleted without an explicit instruction</w:t>
+      </w:r>
+      <w:r>
+        <w:t>, because the work would be lost.</w:t>
+      </w:r>
+    </w:p>
+    <w:p>
+      <w:pPr>
+        <w:pStyle w:val="Heading3"/>
+      </w:pPr>
+      <w:r>
+        <w:t>1.2. What This Arrangement Gives Up</w:t>
+      </w:r>
+    </w:p>
+    <w:p>
+      <w:r>
+        <w:t>Under the original workflow the developer reviewed the "Files Changed" tab before clicking Merge, and that human read was the one gate no automated check could replace: it catches work that is technically correct but wrong for the product.</w:t>
+      </w:r>
+    </w:p>
+    <w:p>
+      <w:r>
+        <w:t xml:space="preserve">That gate has been </w:t>
+      </w:r>
+      <w:r>
+        <w:rPr>
+          <w:b/>
+        </w:rPr>
+        <w:t>deliberately removed</w:t>
+      </w:r>
+      <w:r>
+        <w:t xml:space="preserve"> by the developer in favour of speed on a solo project. What remains is Claude's Stage 3 review pass (</w:t>
+      </w:r>
+      <w:r>
+        <w:rPr>
+          <w:rFonts w:ascii="Consolas" w:hAnsi="Consolas"/>
+          <w:color w:val="A03030"/>
+          <w:sz w:val="19"/>
+        </w:rPr>
+        <w:t>CLAUDE.md</w:t>
+      </w:r>
+      <w:r>
+        <w:t xml:space="preserve"> section 15) and the CI suite.</w:t>
+      </w:r>
+    </w:p>
+    <w:p>
+      <w:r>
+        <w:t xml:space="preserve">The consequence is that the self-review matters </w:t>
+      </w:r>
+      <w:r>
+        <w:rPr>
+          <w:b/>
+        </w:rPr>
+        <w:t>more</w:t>
+      </w:r>
+      <w:r>
+        <w:t xml:space="preserve"> than it did before, not less. Treat the Stage 3 pass and the bad-path test requirements as load-bearing, because nothing downstream will catch what they miss.</w:t>
       </w:r>
     </w:p>
     <w:p>
@@ -878,10 +1045,10 @@
         <w:rPr>
           <w:b/>
         </w:rPr>
-        <w:t>Review (Developer):</w:t>
+        <w:t>Self-review (Claude):</w:t>
       </w:r>
       <w:r>
-        <w:t xml:space="preserve"> Go through the "Files Changed" tab line-by-line. Check for:</w:t>
+        <w:t xml:space="preserve"> Go through the full diff line-by-line before asking for the merge. Check for:</w:t>
       </w:r>
     </w:p>
     <w:p>
@@ -924,10 +1091,24 @@
         <w:rPr>
           <w:b/>
         </w:rPr>
-        <w:t>Merge (Developer):</w:t>
+        <w:t>Wait (Developer decides):</w:t>
       </w:r>
       <w:r>
-        <w:t xml:space="preserve"> Once satisfied, </w:t>
+        <w:t xml:space="preserve"> The PR stays open until the developer says to merge it. Claude does not merge on its own initiative.</w:t>
+      </w:r>
+    </w:p>
+    <w:p>
+      <w:pPr>
+        <w:pStyle w:val="ListBullet"/>
+      </w:pPr>
+      <w:r>
+        <w:rPr>
+          <w:b/>
+        </w:rPr>
+        <w:t>Merge (Claude):</w:t>
+      </w:r>
+      <w:r>
+        <w:t xml:space="preserve"> On the developer's word, and only with CI green, </w:t>
       </w:r>
       <w:r>
         <w:rPr>
@@ -936,7 +1117,7 @@
         <w:t>squash and merge</w:t>
       </w:r>
       <w:r>
-        <w:t xml:space="preserve"> the PR into main. Squashing keeps one well-formed Conventional Commit per feature on main, so the history reads as a list of delivered capabilities rather than a transcript of the work.</w:t>
+        <w:t xml:space="preserve"> into main. Squashing keeps one well-formed Conventional Commit per feature on main, so the history reads as a list of delivered capabilities rather than a transcript of the work.</w:t>
       </w:r>
     </w:p>
     <w:p>
@@ -950,7 +1131,7 @@
         <w:t>Clean Up (Claude):</w:t>
       </w:r>
       <w:r>
-        <w:t xml:space="preserve"> After the developer confirms the merge, delete the feature branch locally and remotely, and check out an updated main.</w:t>
+        <w:t xml:space="preserve"> Immediately after merging, delete the feature branch locally and remotely and check out an updated main. This does not need a second instruction.</w:t>
       </w:r>
     </w:p>
     <w:p>
@@ -981,7 +1162,7 @@
     </w:p>
     <w:p>
       <w:r>
-        <w:t>[Briefly describe what this PR accomplishes. E.g., "Implements UC-1: User Registration via Email and Google."]</w:t>
+        <w:t>[Briefly describe what this PR accomplishes. E.g., "Implements UC-1: User Registration via Google Sign-In."]</w:t>
       </w:r>
     </w:p>
     <w:p>
@@ -1024,7 +1205,7 @@
           <w:color w:val="A03030"/>
           <w:sz w:val="19"/>
         </w:rPr>
-        <w:t>/api/auth/register</w:t>
+        <w:t>/api/auth/google</w:t>
       </w:r>
       <w:r>
         <w:t xml:space="preserve"> endpoint.</w:t>
@@ -1035,7 +1216,7 @@
         <w:pStyle w:val="ListBullet"/>
       </w:pPr>
       <w:r>
-        <w:t>Built React Registration screen with form validation.</w:t>
+        <w:t>Built the Welcome screen and the Complete Your Profile onboarding screen.</w:t>
       </w:r>
     </w:p>
     <w:p>
@@ -1051,7 +1232,7 @@
         <w:pStyle w:val="ListBullet"/>
       </w:pPr>
       <w:r>
-        <w:t>[x] Tested successful email registration.</w:t>
+        <w:t>[x] Tested first sign-in creating a new account.</w:t>
       </w:r>
     </w:p>
     <w:p>
@@ -1059,7 +1240,15 @@
         <w:pStyle w:val="ListBullet"/>
       </w:pPr>
       <w:r>
-        <w:t>[x] Tested duplicate email error handling.</w:t>
+        <w:t>[x] Tested duplicate username error handling.</w:t>
+      </w:r>
+    </w:p>
+    <w:p>
+      <w:pPr>
+        <w:pStyle w:val="ListBullet"/>
+      </w:pPr>
+      <w:r>
+        <w:t>[x] Tested invalid Google token returning 401.</w:t>
       </w:r>
     </w:p>
     <w:p>

--- a/docs/git workflow.docx
+++ b/docs/git workflow.docx
@@ -505,6 +505,614 @@
       </w:r>
       <w:r>
         <w:t xml:space="preserve"> than it did before, not less. Treat the Stage 3 pass and the bad-path test requirements as load-bearing, because nothing downstream will catch what they miss.</w:t>
+      </w:r>
+    </w:p>
+    <w:p>
+      <w:pPr>
+        <w:pStyle w:val="Heading3"/>
+      </w:pPr>
+      <w:r>
+        <w:t>1.3. The Routine, and Everything Outside It</w:t>
+      </w:r>
+    </w:p>
+    <w:p>
+      <w:r>
+        <w:t>Claude runs the routine without asking. The routine is exactly what the feature cycle needs:</w:t>
+      </w:r>
+    </w:p>
+    <w:p>
+      <w:r>
+        <w:rPr>
+          <w:rFonts w:ascii="Consolas" w:hAnsi="Consolas"/>
+          <w:color w:val="A03030"/>
+          <w:sz w:val="19"/>
+        </w:rPr>
+        <w:t>checkout -b</w:t>
+      </w:r>
+      <w:r>
+        <w:t xml:space="preserve"> · </w:t>
+      </w:r>
+      <w:r>
+        <w:rPr>
+          <w:rFonts w:ascii="Consolas" w:hAnsi="Consolas"/>
+          <w:color w:val="A03030"/>
+          <w:sz w:val="19"/>
+        </w:rPr>
+        <w:t>add</w:t>
+      </w:r>
+      <w:r>
+        <w:t xml:space="preserve"> · </w:t>
+      </w:r>
+      <w:r>
+        <w:rPr>
+          <w:rFonts w:ascii="Consolas" w:hAnsi="Consolas"/>
+          <w:color w:val="A03030"/>
+          <w:sz w:val="19"/>
+        </w:rPr>
+        <w:t>commit</w:t>
+      </w:r>
+      <w:r>
+        <w:t xml:space="preserve"> · </w:t>
+      </w:r>
+      <w:r>
+        <w:rPr>
+          <w:rFonts w:ascii="Consolas" w:hAnsi="Consolas"/>
+          <w:color w:val="A03030"/>
+          <w:sz w:val="19"/>
+        </w:rPr>
+        <w:t>push</w:t>
+      </w:r>
+      <w:r>
+        <w:t xml:space="preserve"> · </w:t>
+      </w:r>
+      <w:r>
+        <w:rPr>
+          <w:rFonts w:ascii="Consolas" w:hAnsi="Consolas"/>
+          <w:color w:val="A03030"/>
+          <w:sz w:val="19"/>
+        </w:rPr>
+        <w:t>gh pr create</w:t>
+      </w:r>
+      <w:r>
+        <w:t xml:space="preserve"> · </w:t>
+      </w:r>
+      <w:r>
+        <w:rPr>
+          <w:rFonts w:ascii="Consolas" w:hAnsi="Consolas"/>
+          <w:color w:val="A03030"/>
+          <w:sz w:val="19"/>
+        </w:rPr>
+        <w:t>gh pr edit</w:t>
+      </w:r>
+      <w:r>
+        <w:t xml:space="preserve"> · </w:t>
+      </w:r>
+      <w:r>
+        <w:rPr>
+          <w:rFonts w:ascii="Consolas" w:hAnsi="Consolas"/>
+          <w:color w:val="A03030"/>
+          <w:sz w:val="19"/>
+        </w:rPr>
+        <w:t>gh pr view</w:t>
+      </w:r>
+      <w:r>
+        <w:t xml:space="preserve"> · </w:t>
+      </w:r>
+      <w:r>
+        <w:rPr>
+          <w:rFonts w:ascii="Consolas" w:hAnsi="Consolas"/>
+          <w:color w:val="A03030"/>
+          <w:sz w:val="19"/>
+        </w:rPr>
+        <w:t>gh pr checks</w:t>
+      </w:r>
+      <w:r>
+        <w:t xml:space="preserve"> · </w:t>
+      </w:r>
+      <w:r>
+        <w:rPr>
+          <w:rFonts w:ascii="Consolas" w:hAnsi="Consolas"/>
+          <w:color w:val="A03030"/>
+          <w:sz w:val="19"/>
+        </w:rPr>
+        <w:t>gh pr merge</w:t>
+      </w:r>
+      <w:r>
+        <w:t xml:space="preserve"> (on the developer's word) · </w:t>
+      </w:r>
+      <w:r>
+        <w:rPr>
+          <w:rFonts w:ascii="Consolas" w:hAnsi="Consolas"/>
+          <w:color w:val="A03030"/>
+          <w:sz w:val="19"/>
+        </w:rPr>
+        <w:t>branch -d</w:t>
+      </w:r>
+      <w:r>
+        <w:t xml:space="preserve"> on a merged branch · </w:t>
+      </w:r>
+      <w:r>
+        <w:rPr>
+          <w:rFonts w:ascii="Consolas" w:hAnsi="Consolas"/>
+          <w:color w:val="A03030"/>
+          <w:sz w:val="19"/>
+        </w:rPr>
+        <w:t>fetch</w:t>
+      </w:r>
+      <w:r>
+        <w:t xml:space="preserve"> · </w:t>
+      </w:r>
+      <w:r>
+        <w:rPr>
+          <w:rFonts w:ascii="Consolas" w:hAnsi="Consolas"/>
+          <w:color w:val="A03030"/>
+          <w:sz w:val="19"/>
+        </w:rPr>
+        <w:t>pull</w:t>
+      </w:r>
+      <w:r>
+        <w:t xml:space="preserve"> · </w:t>
+      </w:r>
+      <w:r>
+        <w:rPr>
+          <w:rFonts w:ascii="Consolas" w:hAnsi="Consolas"/>
+          <w:color w:val="A03030"/>
+          <w:sz w:val="19"/>
+        </w:rPr>
+        <w:t>prune</w:t>
+      </w:r>
+      <w:r>
+        <w:t xml:space="preserve"> · </w:t>
+      </w:r>
+      <w:r>
+        <w:rPr>
+          <w:rFonts w:ascii="Consolas" w:hAnsi="Consolas"/>
+          <w:color w:val="A03030"/>
+          <w:sz w:val="19"/>
+        </w:rPr>
+        <w:t>status</w:t>
+      </w:r>
+      <w:r>
+        <w:t xml:space="preserve"> / </w:t>
+      </w:r>
+      <w:r>
+        <w:rPr>
+          <w:rFonts w:ascii="Consolas" w:hAnsi="Consolas"/>
+          <w:color w:val="A03030"/>
+          <w:sz w:val="19"/>
+        </w:rPr>
+        <w:t>log</w:t>
+      </w:r>
+      <w:r>
+        <w:t xml:space="preserve"> / </w:t>
+      </w:r>
+      <w:r>
+        <w:rPr>
+          <w:rFonts w:ascii="Consolas" w:hAnsi="Consolas"/>
+          <w:color w:val="A03030"/>
+          <w:sz w:val="19"/>
+        </w:rPr>
+        <w:t>diff</w:t>
+      </w:r>
+    </w:p>
+    <w:p>
+      <w:r>
+        <w:rPr>
+          <w:b/>
+        </w:rPr>
+        <w:t>Everything else requires a question first, even when the answer is obviously yes.</w:t>
+      </w:r>
+      <w:r>
+        <w:t xml:space="preserve"> The asymmetry is the point: a one-line question costs seconds, an unrequested history rewrite costs an afternoon. The categories:</w:t>
+      </w:r>
+    </w:p>
+    <w:tbl>
+      <w:tblPr>
+        <w:tblStyle w:val="LightGrid-Accent1"/>
+        <w:tblW w:type="auto" w:w="0"/>
+        <w:jc w:val="left"/>
+        <w:tblLook w:firstColumn="1" w:firstRow="1" w:lastColumn="0" w:lastRow="0" w:noHBand="0" w:noVBand="1" w:val="04A0"/>
+      </w:tblPr>
+      <w:tblGrid>
+        <w:gridCol w:w="4320"/>
+        <w:gridCol w:w="4320"/>
+      </w:tblGrid>
+      <w:tr>
+        <w:tc>
+          <w:tcPr>
+            <w:tcW w:type="dxa" w:w="4320"/>
+          </w:tcPr>
+          <w:p>
+            <w:r>
+              <w:rPr>
+                <w:b/>
+              </w:rPr>
+            </w:r>
+            <w:r>
+              <w:rPr>
+                <w:b/>
+              </w:rPr>
+              <w:t>Category</w:t>
+            </w:r>
+          </w:p>
+        </w:tc>
+        <w:tc>
+          <w:tcPr>
+            <w:tcW w:type="dxa" w:w="4320"/>
+          </w:tcPr>
+          <w:p>
+            <w:r>
+              <w:rPr>
+                <w:b/>
+              </w:rPr>
+            </w:r>
+            <w:r>
+              <w:rPr>
+                <w:b/>
+              </w:rPr>
+              <w:t>Examples</w:t>
+            </w:r>
+          </w:p>
+        </w:tc>
+      </w:tr>
+      <w:tr>
+        <w:tc>
+          <w:tcPr>
+            <w:tcW w:type="dxa" w:w="4320"/>
+          </w:tcPr>
+          <w:p>
+            <w:r/>
+            <w:r>
+              <w:t>Rewriting history</w:t>
+            </w:r>
+          </w:p>
+        </w:tc>
+        <w:tc>
+          <w:tcPr>
+            <w:tcW w:type="dxa" w:w="4320"/>
+          </w:tcPr>
+          <w:p>
+            <w:r/>
+            <w:r>
+              <w:rPr>
+                <w:rFonts w:ascii="Consolas" w:hAnsi="Consolas"/>
+                <w:color w:val="A03030"/>
+                <w:sz w:val="19"/>
+              </w:rPr>
+              <w:t>rebase</w:t>
+            </w:r>
+            <w:r>
+              <w:t xml:space="preserve">, </w:t>
+            </w:r>
+            <w:r>
+              <w:rPr>
+                <w:rFonts w:ascii="Consolas" w:hAnsi="Consolas"/>
+                <w:color w:val="A03030"/>
+                <w:sz w:val="19"/>
+              </w:rPr>
+              <w:t>commit --amend</w:t>
+            </w:r>
+            <w:r>
+              <w:t xml:space="preserve">, </w:t>
+            </w:r>
+            <w:r>
+              <w:rPr>
+                <w:rFonts w:ascii="Consolas" w:hAnsi="Consolas"/>
+                <w:color w:val="A03030"/>
+                <w:sz w:val="19"/>
+              </w:rPr>
+              <w:t>push --force</w:t>
+            </w:r>
+            <w:r>
+              <w:t xml:space="preserve">, </w:t>
+            </w:r>
+            <w:r>
+              <w:rPr>
+                <w:rFonts w:ascii="Consolas" w:hAnsi="Consolas"/>
+                <w:color w:val="A03030"/>
+                <w:sz w:val="19"/>
+              </w:rPr>
+              <w:t>reset --hard</w:t>
+            </w:r>
+            <w:r>
+              <w:t xml:space="preserve">, </w:t>
+            </w:r>
+            <w:r>
+              <w:rPr>
+                <w:rFonts w:ascii="Consolas" w:hAnsi="Consolas"/>
+                <w:color w:val="A03030"/>
+                <w:sz w:val="19"/>
+              </w:rPr>
+              <w:t>cherry-pick</w:t>
+            </w:r>
+            <w:r>
+              <w:t xml:space="preserve">, </w:t>
+            </w:r>
+            <w:r>
+              <w:rPr>
+                <w:rFonts w:ascii="Consolas" w:hAnsi="Consolas"/>
+                <w:color w:val="A03030"/>
+                <w:sz w:val="19"/>
+              </w:rPr>
+              <w:t>revert</w:t>
+            </w:r>
+          </w:p>
+        </w:tc>
+      </w:tr>
+      <w:tr>
+        <w:tc>
+          <w:tcPr>
+            <w:tcW w:type="dxa" w:w="4320"/>
+          </w:tcPr>
+          <w:p>
+            <w:r/>
+            <w:r>
+              <w:t>Bypassing a gate</w:t>
+            </w:r>
+          </w:p>
+        </w:tc>
+        <w:tc>
+          <w:tcPr>
+            <w:tcW w:type="dxa" w:w="4320"/>
+          </w:tcPr>
+          <w:p>
+            <w:r/>
+            <w:r>
+              <w:rPr>
+                <w:rFonts w:ascii="Consolas" w:hAnsi="Consolas"/>
+                <w:color w:val="A03030"/>
+                <w:sz w:val="19"/>
+              </w:rPr>
+              <w:t>--no-verify</w:t>
+            </w:r>
+            <w:r>
+              <w:t xml:space="preserve">, </w:t>
+            </w:r>
+            <w:r>
+              <w:rPr>
+                <w:rFonts w:ascii="Consolas" w:hAnsi="Consolas"/>
+                <w:color w:val="A03030"/>
+                <w:sz w:val="19"/>
+              </w:rPr>
+              <w:t>gh pr merge --admin</w:t>
+            </w:r>
+            <w:r>
+              <w:t>, skipping a required check</w:t>
+            </w:r>
+          </w:p>
+        </w:tc>
+      </w:tr>
+      <w:tr>
+        <w:tc>
+          <w:tcPr>
+            <w:tcW w:type="dxa" w:w="4320"/>
+          </w:tcPr>
+          <w:p>
+            <w:r/>
+            <w:r>
+              <w:t>Deleting</w:t>
+            </w:r>
+          </w:p>
+        </w:tc>
+        <w:tc>
+          <w:tcPr>
+            <w:tcW w:type="dxa" w:w="4320"/>
+          </w:tcPr>
+          <w:p>
+            <w:r/>
+            <w:r>
+              <w:t>unmerged branch, tag, release, remote ref, bulk file removal</w:t>
+            </w:r>
+          </w:p>
+        </w:tc>
+      </w:tr>
+      <w:tr>
+        <w:tc>
+          <w:tcPr>
+            <w:tcW w:type="dxa" w:w="4320"/>
+          </w:tcPr>
+          <w:p>
+            <w:r/>
+            <w:r>
+              <w:t>Repository settings</w:t>
+            </w:r>
+          </w:p>
+        </w:tc>
+        <w:tc>
+          <w:tcPr>
+            <w:tcW w:type="dxa" w:w="4320"/>
+          </w:tcPr>
+          <w:p>
+            <w:r/>
+            <w:r>
+              <w:t>branch protection, visibility, collaborators, webhooks, Actions permissions, default branch</w:t>
+            </w:r>
+          </w:p>
+        </w:tc>
+      </w:tr>
+      <w:tr>
+        <w:tc>
+          <w:tcPr>
+            <w:tcW w:type="dxa" w:w="4320"/>
+          </w:tcPr>
+          <w:p>
+            <w:r/>
+            <w:r>
+              <w:t>Toolchain</w:t>
+            </w:r>
+          </w:p>
+        </w:tc>
+        <w:tc>
+          <w:tcPr>
+            <w:tcW w:type="dxa" w:w="4320"/>
+          </w:tcPr>
+          <w:p>
+            <w:r/>
+            <w:r>
+              <w:t>adding, removing or upgrading a dependency; changing Node or Postgres versions; altering the Docker base image</w:t>
+            </w:r>
+          </w:p>
+        </w:tc>
+      </w:tr>
+      <w:tr>
+        <w:tc>
+          <w:tcPr>
+            <w:tcW w:type="dxa" w:w="4320"/>
+          </w:tcPr>
+          <w:p>
+            <w:r/>
+            <w:r>
+              <w:t>Secrets</w:t>
+            </w:r>
+          </w:p>
+        </w:tc>
+        <w:tc>
+          <w:tcPr>
+            <w:tcW w:type="dxa" w:w="4320"/>
+          </w:tcPr>
+          <w:p>
+            <w:r/>
+            <w:r>
+              <w:t>anything touching a live credential</w:t>
+            </w:r>
+          </w:p>
+        </w:tc>
+      </w:tr>
+    </w:tbl>
+    <w:p/>
+    <w:p>
+      <w:r>
+        <w:t>Claude states what the command does and why in one or two lines, then waits.</w:t>
+      </w:r>
+    </w:p>
+    <w:p>
+      <w:pPr>
+        <w:pStyle w:val="Heading3"/>
+      </w:pPr>
+      <w:r>
+        <w:t>1.4. Secrets Are the Developer's</w:t>
+      </w:r>
+    </w:p>
+    <w:p>
+      <w:r>
+        <w:t xml:space="preserve">The developer runs no commands, with one standing exception: </w:t>
+      </w:r>
+      <w:r>
+        <w:rPr>
+          <w:b/>
+        </w:rPr>
+        <w:t>anything involving a real secret value</w:t>
+      </w:r>
+      <w:r>
+        <w:t>. Claude never sees, types, stores, or transmits a live credential.</w:t>
+      </w:r>
+    </w:p>
+    <w:p>
+      <w:r>
+        <w:t>The developer personally handles GitHub Actions repository secrets, environment variables at the hosting provider (</w:t>
+      </w:r>
+      <w:r>
+        <w:rPr>
+          <w:rFonts w:ascii="Consolas" w:hAnsi="Consolas"/>
+          <w:color w:val="A03030"/>
+          <w:sz w:val="19"/>
+        </w:rPr>
+        <w:t>DATABASE_URL</w:t>
+      </w:r>
+      <w:r>
+        <w:t xml:space="preserve">, </w:t>
+      </w:r>
+      <w:r>
+        <w:rPr>
+          <w:rFonts w:ascii="Consolas" w:hAnsi="Consolas"/>
+          <w:color w:val="A03030"/>
+          <w:sz w:val="19"/>
+        </w:rPr>
+        <w:t>JWT_SECRET</w:t>
+      </w:r>
+      <w:r>
+        <w:t>), and the Google Cloud Console OAuth client.</w:t>
+      </w:r>
+    </w:p>
+    <w:p>
+      <w:r>
+        <w:t xml:space="preserve">Claude's job is to say exactly which key is needed, where it goes, and how to generate it - then stop. Claude writes </w:t>
+      </w:r>
+      <w:r>
+        <w:rPr>
+          <w:rFonts w:ascii="Consolas" w:hAnsi="Consolas"/>
+          <w:color w:val="A03030"/>
+          <w:sz w:val="19"/>
+        </w:rPr>
+        <w:t>.env.example</w:t>
+      </w:r>
+      <w:r>
+        <w:t xml:space="preserve"> files with blank or obviously fake values, never a populated </w:t>
+      </w:r>
+      <w:r>
+        <w:rPr>
+          <w:rFonts w:ascii="Consolas" w:hAnsi="Consolas"/>
+          <w:color w:val="A03030"/>
+          <w:sz w:val="19"/>
+        </w:rPr>
+        <w:t>.env</w:t>
+      </w:r>
+      <w:r>
+        <w:t>.</w:t>
+      </w:r>
+    </w:p>
+    <w:p>
+      <w:pPr>
+        <w:pStyle w:val="Heading3"/>
+      </w:pPr>
+      <w:r>
+        <w:t>1.5. Merge Conflicts</w:t>
+      </w:r>
+    </w:p>
+    <w:p>
+      <w:r>
+        <w:t xml:space="preserve">The workflow is built so conflicts stay rare: one feature, one branch, merged and deleted before the next begins. </w:t>
+      </w:r>
+      <w:r>
+        <w:rPr>
+          <w:rFonts w:ascii="Consolas" w:hAnsi="Consolas"/>
+          <w:color w:val="A03030"/>
+          <w:sz w:val="19"/>
+        </w:rPr>
+        <w:t>main</w:t>
+      </w:r>
+      <w:r>
+        <w:t xml:space="preserve"> does not move while a branch is open, because nothing else is in flight.</w:t>
+      </w:r>
+    </w:p>
+    <w:p>
+      <w:r>
+        <w:t xml:space="preserve">When a conflict happens anyway, </w:t>
+      </w:r>
+      <w:r>
+        <w:rPr>
+          <w:b/>
+        </w:rPr>
+        <w:t>Claude does not resolve it silently.</w:t>
+      </w:r>
+      <w:r>
+        <w:t xml:space="preserve"> Claude describes it briefly - which files, which two changes are in tension, what each side would mean - and the developer decides. Claude then executes that decision.</w:t>
+      </w:r>
+    </w:p>
+    <w:p>
+      <w:r>
+        <w:t xml:space="preserve">One exception: conflicts in generated or mirrored files (a </w:t>
+      </w:r>
+      <w:r>
+        <w:rPr>
+          <w:rFonts w:ascii="Consolas" w:hAnsi="Consolas"/>
+          <w:color w:val="A03030"/>
+          <w:sz w:val="19"/>
+        </w:rPr>
+        <w:t>.docx</w:t>
+      </w:r>
+      <w:r>
+        <w:t xml:space="preserve"> mirror of a spec, a lockfile) are resolved by regenerating from source rather than hand-merging. Claude says when it has done this.</w:t>
       </w:r>
     </w:p>
     <w:p>

--- a/docs/git workflow.docx
+++ b/docs/git workflow.docx
@@ -1848,7 +1848,7 @@
         <w:pStyle w:val="ListBullet"/>
       </w:pPr>
       <w:r>
-        <w:t>[x] Tested duplicate username error handling.</w:t>
+        <w:t>[x] Tested duplicate display-name error handling.</w:t>
       </w:r>
     </w:p>
     <w:p>
